--- a/mathematical_algorithms_of_geometry_in_cryptography/docs/reports/2/11/Ковалев Д.П. - Л№2.docx
+++ b/mathematical_algorithms_of_geometry_in_cryptography/docs/reports/2/11/Ковалев Д.П. - Л№2.docx
@@ -389,7 +389,6 @@
         </w:rPr>
         <w:t xml:space="preserve"> </w:t>
       </w:r>
-      <w:proofErr w:type="gramStart"/>
       <w:r>
         <w:rPr>
           <w:rFonts w:ascii="Times New Roman" w:hAnsi="Times New Roman" w:cs="Times New Roman"/>
@@ -422,7 +421,6 @@
         </w:rPr>
         <w:t>.</w:t>
       </w:r>
-      <w:proofErr w:type="gramEnd"/>
     </w:p>
     <w:p>
       <w:pPr>
@@ -490,25 +488,7 @@
           <w:sz w:val="28"/>
           <w:szCs w:val="28"/>
         </w:rPr>
-        <w:t xml:space="preserve">Артамонова </w:t>
-      </w:r>
-      <w:proofErr w:type="gramStart"/>
-      <w:r>
-        <w:rPr>
-          <w:rFonts w:ascii="Times New Roman" w:hAnsi="Times New Roman" w:cs="Times New Roman"/>
-          <w:sz w:val="28"/>
-          <w:szCs w:val="28"/>
-        </w:rPr>
-        <w:t>Е.А.</w:t>
-      </w:r>
-      <w:proofErr w:type="gramEnd"/>
-      <w:r>
-        <w:rPr>
-          <w:rFonts w:ascii="Times New Roman" w:hAnsi="Times New Roman" w:cs="Times New Roman"/>
-          <w:sz w:val="28"/>
-          <w:szCs w:val="28"/>
-        </w:rPr>
-        <w:t xml:space="preserve"> </w:t>
+        <w:t xml:space="preserve">Артамонова Е.А. </w:t>
       </w:r>
     </w:p>
     <w:p>
@@ -728,7 +708,7 @@
           <w:sz w:val="28"/>
           <w:szCs w:val="28"/>
         </w:rPr>
-        <w:t>𝜌𝜌</w:t>
+        <w:t>𝜌</w:t>
       </w:r>
       <w:r>
         <w:rPr>
@@ -876,7 +856,6 @@
           <w:b/>
           <w:sz w:val="28"/>
           <w:szCs w:val="28"/>
-          <w:lang w:val="en-US"/>
         </w:rPr>
         <w:t xml:space="preserve">: </w:t>
       </w:r>
@@ -900,7 +879,6 @@
           <w:bCs/>
           <w:sz w:val="28"/>
           <w:szCs w:val="28"/>
-          <w:lang w:val="en-GB"/>
         </w:rPr>
       </w:pPr>
       <w:r>
@@ -929,6 +907,7 @@
         <w:rPr>
           <w:rFonts w:ascii="Times New Roman" w:hAnsi="Times New Roman" w:cs="Times New Roman"/>
           <w:bCs/>
+          <w:noProof/>
           <w:sz w:val="28"/>
           <w:szCs w:val="28"/>
           <w:lang w:val="en-GB"/>
@@ -1002,7 +981,6 @@
           <w:b/>
           <w:sz w:val="28"/>
           <w:szCs w:val="28"/>
-          <w:lang w:val="en-GB"/>
         </w:rPr>
       </w:pPr>
     </w:p>
@@ -1044,6 +1022,7 @@
         <w:rPr>
           <w:rFonts w:ascii="Times New Roman" w:hAnsi="Times New Roman" w:cs="Times New Roman"/>
           <w:bCs/>
+          <w:noProof/>
           <w:sz w:val="28"/>
           <w:szCs w:val="28"/>
         </w:rPr>
@@ -1123,14 +1102,65 @@
       <w:pPr>
         <w:spacing w:after="0" w:line="360" w:lineRule="auto"/>
         <w:ind w:firstLine="709"/>
-        <w:jc w:val="center"/>
-        <w:rPr>
-          <w:rFonts w:ascii="Times New Roman" w:hAnsi="Times New Roman" w:cs="Times New Roman"/>
-          <w:bCs/>
-          <w:sz w:val="28"/>
-          <w:szCs w:val="28"/>
-        </w:rPr>
-      </w:pPr>
+        <w:jc w:val="both"/>
+        <w:rPr>
+          <w:rFonts w:ascii="Times New Roman" w:hAnsi="Times New Roman" w:cs="Times New Roman"/>
+          <w:bCs/>
+          <w:sz w:val="28"/>
+          <w:szCs w:val="28"/>
+        </w:rPr>
+      </w:pPr>
+      <w:r>
+        <w:rPr>
+          <w:rFonts w:ascii="Times New Roman" w:hAnsi="Times New Roman" w:cs="Times New Roman"/>
+          <w:bCs/>
+          <w:noProof/>
+          <w:sz w:val="28"/>
+          <w:szCs w:val="28"/>
+        </w:rPr>
+        <w:lastRenderedPageBreak/>
+        <w:drawing>
+          <wp:inline distT="0" distB="0" distL="0" distR="0" wp14:anchorId="6BB06417" wp14:editId="4C637F94">
+            <wp:extent cx="5674331" cy="7565572"/>
+            <wp:effectExtent l="0" t="0" r="3175" b="3810"/>
+            <wp:docPr id="734959322" name="Рисунок 1"/>
+            <wp:cNvGraphicFramePr>
+              <a:graphicFrameLocks xmlns:a="http://schemas.openxmlformats.org/drawingml/2006/main" noChangeAspect="1"/>
+            </wp:cNvGraphicFramePr>
+            <a:graphic xmlns:a="http://schemas.openxmlformats.org/drawingml/2006/main">
+              <a:graphicData uri="http://schemas.openxmlformats.org/drawingml/2006/picture">
+                <pic:pic xmlns:pic="http://schemas.openxmlformats.org/drawingml/2006/picture">
+                  <pic:nvPicPr>
+                    <pic:cNvPr id="734959322" name="Рисунок 734959322"/>
+                    <pic:cNvPicPr/>
+                  </pic:nvPicPr>
+                  <pic:blipFill>
+                    <a:blip r:embed="rId7">
+                      <a:extLst>
+                        <a:ext uri="{28A0092B-C50C-407E-A947-70E740481C1C}">
+                          <a14:useLocalDpi xmlns:a14="http://schemas.microsoft.com/office/drawing/2010/main" val="0"/>
+                        </a:ext>
+                      </a:extLst>
+                    </a:blip>
+                    <a:stretch>
+                      <a:fillRect/>
+                    </a:stretch>
+                  </pic:blipFill>
+                  <pic:spPr>
+                    <a:xfrm>
+                      <a:off x="0" y="0"/>
+                      <a:ext cx="5687973" cy="7583761"/>
+                    </a:xfrm>
+                    <a:prstGeom prst="rect">
+                      <a:avLst/>
+                    </a:prstGeom>
+                  </pic:spPr>
+                </pic:pic>
+              </a:graphicData>
+            </a:graphic>
+          </wp:inline>
+        </w:drawing>
+      </w:r>
     </w:p>
     <w:p>
       <w:pPr>
@@ -1144,6 +1174,15 @@
           <w:szCs w:val="28"/>
         </w:rPr>
       </w:pPr>
+      <w:r>
+        <w:rPr>
+          <w:rFonts w:ascii="Times New Roman" w:hAnsi="Times New Roman" w:cs="Times New Roman"/>
+          <w:bCs/>
+          <w:sz w:val="28"/>
+          <w:szCs w:val="28"/>
+        </w:rPr>
+        <w:t>Рисунок 3 – Ручная отработка</w:t>
+      </w:r>
     </w:p>
     <w:p>
       <w:pPr>
@@ -1157,6 +1196,57 @@
           <w:szCs w:val="28"/>
         </w:rPr>
       </w:pPr>
+      <w:r>
+        <w:rPr>
+          <w:rFonts w:ascii="Times New Roman" w:hAnsi="Times New Roman" w:cs="Times New Roman"/>
+          <w:bCs/>
+          <w:noProof/>
+          <w:sz w:val="28"/>
+          <w:szCs w:val="28"/>
+        </w:rPr>
+        <w:lastRenderedPageBreak/>
+        <w:drawing>
+          <wp:inline distT="0" distB="0" distL="0" distR="0" wp14:anchorId="7DBFD2F2" wp14:editId="7501BE56">
+            <wp:extent cx="5429395" cy="7239000"/>
+            <wp:effectExtent l="0" t="0" r="6350" b="0"/>
+            <wp:docPr id="1153507716" name="Рисунок 2"/>
+            <wp:cNvGraphicFramePr>
+              <a:graphicFrameLocks xmlns:a="http://schemas.openxmlformats.org/drawingml/2006/main" noChangeAspect="1"/>
+            </wp:cNvGraphicFramePr>
+            <a:graphic xmlns:a="http://schemas.openxmlformats.org/drawingml/2006/main">
+              <a:graphicData uri="http://schemas.openxmlformats.org/drawingml/2006/picture">
+                <pic:pic xmlns:pic="http://schemas.openxmlformats.org/drawingml/2006/picture">
+                  <pic:nvPicPr>
+                    <pic:cNvPr id="1153507716" name="Рисунок 1153507716"/>
+                    <pic:cNvPicPr/>
+                  </pic:nvPicPr>
+                  <pic:blipFill>
+                    <a:blip r:embed="rId8">
+                      <a:extLst>
+                        <a:ext uri="{28A0092B-C50C-407E-A947-70E740481C1C}">
+                          <a14:useLocalDpi xmlns:a14="http://schemas.microsoft.com/office/drawing/2010/main" val="0"/>
+                        </a:ext>
+                      </a:extLst>
+                    </a:blip>
+                    <a:stretch>
+                      <a:fillRect/>
+                    </a:stretch>
+                  </pic:blipFill>
+                  <pic:spPr>
+                    <a:xfrm>
+                      <a:off x="0" y="0"/>
+                      <a:ext cx="5445553" cy="7260544"/>
+                    </a:xfrm>
+                    <a:prstGeom prst="rect">
+                      <a:avLst/>
+                    </a:prstGeom>
+                  </pic:spPr>
+                </pic:pic>
+              </a:graphicData>
+            </a:graphic>
+          </wp:inline>
+        </w:drawing>
+      </w:r>
     </w:p>
     <w:p>
       <w:pPr>
@@ -1170,6 +1260,15 @@
           <w:szCs w:val="28"/>
         </w:rPr>
       </w:pPr>
+      <w:r>
+        <w:rPr>
+          <w:rFonts w:ascii="Times New Roman" w:hAnsi="Times New Roman" w:cs="Times New Roman"/>
+          <w:bCs/>
+          <w:sz w:val="28"/>
+          <w:szCs w:val="28"/>
+        </w:rPr>
+        <w:t>Рисунок 4 – Ручная отработка</w:t>
+      </w:r>
     </w:p>
     <w:p>
       <w:pPr>
@@ -1196,6 +1295,57 @@
           <w:szCs w:val="28"/>
         </w:rPr>
       </w:pPr>
+      <w:r>
+        <w:rPr>
+          <w:rFonts w:ascii="Times New Roman" w:hAnsi="Times New Roman" w:cs="Times New Roman"/>
+          <w:bCs/>
+          <w:noProof/>
+          <w:sz w:val="28"/>
+          <w:szCs w:val="28"/>
+        </w:rPr>
+        <w:lastRenderedPageBreak/>
+        <w:drawing>
+          <wp:inline distT="0" distB="0" distL="0" distR="0" wp14:anchorId="6086815C" wp14:editId="3040A508">
+            <wp:extent cx="5298763" cy="7064829"/>
+            <wp:effectExtent l="0" t="0" r="0" b="0"/>
+            <wp:docPr id="1497090685" name="Рисунок 3"/>
+            <wp:cNvGraphicFramePr>
+              <a:graphicFrameLocks xmlns:a="http://schemas.openxmlformats.org/drawingml/2006/main" noChangeAspect="1"/>
+            </wp:cNvGraphicFramePr>
+            <a:graphic xmlns:a="http://schemas.openxmlformats.org/drawingml/2006/main">
+              <a:graphicData uri="http://schemas.openxmlformats.org/drawingml/2006/picture">
+                <pic:pic xmlns:pic="http://schemas.openxmlformats.org/drawingml/2006/picture">
+                  <pic:nvPicPr>
+                    <pic:cNvPr id="1497090685" name="Рисунок 1497090685"/>
+                    <pic:cNvPicPr/>
+                  </pic:nvPicPr>
+                  <pic:blipFill>
+                    <a:blip r:embed="rId8">
+                      <a:extLst>
+                        <a:ext uri="{28A0092B-C50C-407E-A947-70E740481C1C}">
+                          <a14:useLocalDpi xmlns:a14="http://schemas.microsoft.com/office/drawing/2010/main" val="0"/>
+                        </a:ext>
+                      </a:extLst>
+                    </a:blip>
+                    <a:stretch>
+                      <a:fillRect/>
+                    </a:stretch>
+                  </pic:blipFill>
+                  <pic:spPr>
+                    <a:xfrm>
+                      <a:off x="0" y="0"/>
+                      <a:ext cx="5314169" cy="7085369"/>
+                    </a:xfrm>
+                    <a:prstGeom prst="rect">
+                      <a:avLst/>
+                    </a:prstGeom>
+                  </pic:spPr>
+                </pic:pic>
+              </a:graphicData>
+            </a:graphic>
+          </wp:inline>
+        </w:drawing>
+      </w:r>
     </w:p>
     <w:p>
       <w:pPr>
@@ -1209,17 +1359,15 @@
           <w:szCs w:val="28"/>
         </w:rPr>
       </w:pPr>
-    </w:p>
-    <w:p>
-      <w:pPr>
-        <w:spacing w:after="0" w:line="360" w:lineRule="auto"/>
-        <w:ind w:firstLine="709"/>
-        <w:rPr>
-          <w:rFonts w:ascii="Times New Roman" w:hAnsi="Times New Roman" w:cs="Times New Roman"/>
-          <w:sz w:val="28"/>
-          <w:szCs w:val="28"/>
-        </w:rPr>
-      </w:pPr>
+      <w:r>
+        <w:rPr>
+          <w:rFonts w:ascii="Times New Roman" w:hAnsi="Times New Roman" w:cs="Times New Roman"/>
+          <w:bCs/>
+          <w:sz w:val="28"/>
+          <w:szCs w:val="28"/>
+        </w:rPr>
+        <w:t>Рисунок 5 – Ручная отработка</w:t>
+      </w:r>
     </w:p>
     <w:p>
       <w:pPr>
@@ -1228,32 +1376,61 @@
         <w:jc w:val="center"/>
         <w:rPr>
           <w:rFonts w:ascii="Times New Roman" w:hAnsi="Times New Roman" w:cs="Times New Roman"/>
-          <w:b/>
-          <w:bCs/>
-          <w:sz w:val="28"/>
-          <w:szCs w:val="28"/>
-        </w:rPr>
-      </w:pPr>
-      <w:r>
-        <w:rPr>
-          <w:rFonts w:ascii="Times New Roman" w:hAnsi="Times New Roman" w:cs="Times New Roman"/>
-          <w:b/>
-          <w:bCs/>
+          <w:bCs/>
+          <w:sz w:val="28"/>
+          <w:szCs w:val="28"/>
+        </w:rPr>
+      </w:pPr>
+      <w:r>
+        <w:rPr>
+          <w:rFonts w:ascii="Times New Roman" w:hAnsi="Times New Roman" w:cs="Times New Roman"/>
+          <w:bCs/>
+          <w:noProof/>
           <w:sz w:val="28"/>
           <w:szCs w:val="28"/>
         </w:rPr>
         <w:lastRenderedPageBreak/>
-        <w:t xml:space="preserve">Листинг </w:t>
-      </w:r>
-      <w:r>
-        <w:rPr>
-          <w:rFonts w:ascii="Times New Roman" w:hAnsi="Times New Roman" w:cs="Times New Roman"/>
-          <w:b/>
-          <w:bCs/>
-          <w:sz w:val="28"/>
-          <w:szCs w:val="28"/>
-        </w:rPr>
-        <w:t>кода</w:t>
+        <w:drawing>
+          <wp:inline distT="0" distB="0" distL="0" distR="0" wp14:anchorId="35AC94BB" wp14:editId="5642B1D5">
+            <wp:extent cx="5560028" cy="7413172"/>
+            <wp:effectExtent l="0" t="0" r="3175" b="3810"/>
+            <wp:docPr id="357662273" name="Рисунок 4"/>
+            <wp:cNvGraphicFramePr>
+              <a:graphicFrameLocks xmlns:a="http://schemas.openxmlformats.org/drawingml/2006/main" noChangeAspect="1"/>
+            </wp:cNvGraphicFramePr>
+            <a:graphic xmlns:a="http://schemas.openxmlformats.org/drawingml/2006/main">
+              <a:graphicData uri="http://schemas.openxmlformats.org/drawingml/2006/picture">
+                <pic:pic xmlns:pic="http://schemas.openxmlformats.org/drawingml/2006/picture">
+                  <pic:nvPicPr>
+                    <pic:cNvPr id="357662273" name="Рисунок 357662273"/>
+                    <pic:cNvPicPr/>
+                  </pic:nvPicPr>
+                  <pic:blipFill>
+                    <a:blip r:embed="rId9">
+                      <a:extLst>
+                        <a:ext uri="{28A0092B-C50C-407E-A947-70E740481C1C}">
+                          <a14:useLocalDpi xmlns:a14="http://schemas.microsoft.com/office/drawing/2010/main" val="0"/>
+                        </a:ext>
+                      </a:extLst>
+                    </a:blip>
+                    <a:stretch>
+                      <a:fillRect/>
+                    </a:stretch>
+                  </pic:blipFill>
+                  <pic:spPr>
+                    <a:xfrm>
+                      <a:off x="0" y="0"/>
+                      <a:ext cx="5574436" cy="7432382"/>
+                    </a:xfrm>
+                    <a:prstGeom prst="rect">
+                      <a:avLst/>
+                    </a:prstGeom>
+                  </pic:spPr>
+                </pic:pic>
+              </a:graphicData>
+            </a:graphic>
+          </wp:inline>
+        </w:drawing>
       </w:r>
     </w:p>
     <w:p>
@@ -1263,6 +1440,123 @@
         <w:jc w:val="center"/>
         <w:rPr>
           <w:rFonts w:ascii="Times New Roman" w:hAnsi="Times New Roman" w:cs="Times New Roman"/>
+          <w:bCs/>
+          <w:sz w:val="28"/>
+          <w:szCs w:val="28"/>
+        </w:rPr>
+      </w:pPr>
+      <w:r>
+        <w:rPr>
+          <w:rFonts w:ascii="Times New Roman" w:hAnsi="Times New Roman" w:cs="Times New Roman"/>
+          <w:bCs/>
+          <w:sz w:val="28"/>
+          <w:szCs w:val="28"/>
+        </w:rPr>
+        <w:t>Рисунок 6 – Ручная отработка</w:t>
+      </w:r>
+    </w:p>
+    <w:p>
+      <w:pPr>
+        <w:spacing w:after="0" w:line="360" w:lineRule="auto"/>
+        <w:ind w:firstLine="709"/>
+        <w:jc w:val="center"/>
+        <w:rPr>
+          <w:rFonts w:ascii="Times New Roman" w:hAnsi="Times New Roman" w:cs="Times New Roman"/>
+          <w:bCs/>
+          <w:sz w:val="28"/>
+          <w:szCs w:val="28"/>
+        </w:rPr>
+      </w:pPr>
+    </w:p>
+    <w:p>
+      <w:pPr>
+        <w:spacing w:after="0" w:line="360" w:lineRule="auto"/>
+        <w:ind w:firstLine="709"/>
+        <w:jc w:val="center"/>
+        <w:rPr>
+          <w:rFonts w:ascii="Times New Roman" w:hAnsi="Times New Roman" w:cs="Times New Roman"/>
+          <w:bCs/>
+          <w:sz w:val="28"/>
+          <w:szCs w:val="28"/>
+        </w:rPr>
+      </w:pPr>
+    </w:p>
+    <w:p>
+      <w:pPr>
+        <w:spacing w:after="0" w:line="360" w:lineRule="auto"/>
+        <w:ind w:firstLine="709"/>
+        <w:jc w:val="center"/>
+        <w:rPr>
+          <w:rFonts w:ascii="Times New Roman" w:hAnsi="Times New Roman" w:cs="Times New Roman"/>
+          <w:bCs/>
+          <w:sz w:val="28"/>
+          <w:szCs w:val="28"/>
+        </w:rPr>
+      </w:pPr>
+    </w:p>
+    <w:p>
+      <w:pPr>
+        <w:spacing w:after="0" w:line="360" w:lineRule="auto"/>
+        <w:rPr>
+          <w:rFonts w:ascii="Times New Roman" w:hAnsi="Times New Roman" w:cs="Times New Roman"/>
+          <w:bCs/>
+          <w:sz w:val="28"/>
+          <w:szCs w:val="28"/>
+        </w:rPr>
+      </w:pPr>
+    </w:p>
+    <w:p>
+      <w:pPr>
+        <w:spacing w:after="0" w:line="360" w:lineRule="auto"/>
+        <w:ind w:firstLine="709"/>
+        <w:rPr>
+          <w:rFonts w:ascii="Times New Roman" w:hAnsi="Times New Roman" w:cs="Times New Roman"/>
+          <w:sz w:val="28"/>
+          <w:szCs w:val="28"/>
+        </w:rPr>
+      </w:pPr>
+    </w:p>
+    <w:p>
+      <w:pPr>
+        <w:spacing w:after="0" w:line="360" w:lineRule="auto"/>
+        <w:ind w:firstLine="709"/>
+        <w:jc w:val="center"/>
+        <w:rPr>
+          <w:rFonts w:ascii="Times New Roman" w:hAnsi="Times New Roman" w:cs="Times New Roman"/>
+          <w:b/>
+          <w:bCs/>
+          <w:sz w:val="28"/>
+          <w:szCs w:val="28"/>
+        </w:rPr>
+      </w:pPr>
+      <w:r>
+        <w:rPr>
+          <w:rFonts w:ascii="Times New Roman" w:hAnsi="Times New Roman" w:cs="Times New Roman"/>
+          <w:b/>
+          <w:bCs/>
+          <w:sz w:val="28"/>
+          <w:szCs w:val="28"/>
+        </w:rPr>
+        <w:t xml:space="preserve">Листинг </w:t>
+      </w:r>
+      <w:r>
+        <w:rPr>
+          <w:rFonts w:ascii="Times New Roman" w:hAnsi="Times New Roman" w:cs="Times New Roman"/>
+          <w:b/>
+          <w:bCs/>
+          <w:sz w:val="28"/>
+          <w:szCs w:val="28"/>
+        </w:rPr>
+        <w:t>кода</w:t>
+      </w:r>
+    </w:p>
+    <w:p>
+      <w:pPr>
+        <w:spacing w:after="0" w:line="360" w:lineRule="auto"/>
+        <w:ind w:firstLine="709"/>
+        <w:jc w:val="center"/>
+        <w:rPr>
+          <w:rFonts w:ascii="Times New Roman" w:hAnsi="Times New Roman" w:cs="Times New Roman"/>
           <w:sz w:val="28"/>
           <w:szCs w:val="28"/>
         </w:rPr>
@@ -1852,7 +2146,6 @@
           <w:lang w:val="en-US"/>
         </w:rPr>
         <w:br/>
-        <w:t xml:space="preserve">    - All step results</w:t>
       </w:r>
       <w:r>
         <w:rPr>
@@ -1862,8 +2155,8 @@
           <w:sz w:val="24"/>
           <w:lang w:val="en-US"/>
         </w:rPr>
-        <w:br/>
-        <w:t xml:space="preserve">    - The found divisor (if any)</w:t>
+        <w:lastRenderedPageBreak/>
+        <w:t xml:space="preserve">    - All step results</w:t>
       </w:r>
       <w:r>
         <w:rPr>
@@ -1874,6 +2167,7 @@
           <w:lang w:val="en-US"/>
         </w:rPr>
         <w:br/>
+        <w:t xml:space="preserve">    - The found divisor (if any)</w:t>
       </w:r>
       <w:r>
         <w:rPr>
@@ -1883,7 +2177,7 @@
           <w:sz w:val="24"/>
           <w:lang w:val="en-US"/>
         </w:rPr>
-        <w:lastRenderedPageBreak/>
+        <w:br/>
         <w:t xml:space="preserve">    """</w:t>
       </w:r>
       <w:r>
@@ -2941,7 +3235,7 @@
           <w:sz w:val="28"/>
           <w:szCs w:val="28"/>
         </w:rPr>
-        <w:t xml:space="preserve">В данной работе был применён вероятностный алгоритм Полларда для поиска нетривиального делителя заданного числа. Метод основан на использовании числовой последовательности, заданной рекуррентной, и применении алгоритма Флойда с вычислением НОД для нахождения делителя. Алгоритм завершился успешно после нескольких итераций, что </w:t>
+        <w:t xml:space="preserve">В данной работе был применён вероятностный алгоритм Полларда для поиска нетривиального делителя заданного числа. Метод основан на использовании числовой последовательности, заданной рекуррентной, и применении алгоритма Флойда с вычислением НОД для нахождения делителя. </w:t>
       </w:r>
       <w:r>
         <w:rPr>
@@ -2949,7 +3243,7 @@
           <w:szCs w:val="28"/>
         </w:rPr>
         <w:lastRenderedPageBreak/>
-        <w:t>демонстрирует эффективность метода Полларда ρ для факторизации средних по размеру чисел без полного перебора. Полученные результаты позволяют рекомендовать метод Полларда для использования в задачах криптоанализа и генерации составных чисел с известными делителями.</w:t>
+        <w:t>Алгоритм завершился успешно после нескольких итераций, что демонстрирует эффективность метода Полларда ρ для факторизации средних по размеру чисел без полного перебора. Полученные результаты позволяют рекомендовать метод Полларда для использования в задачах криптоанализа и генерации составных чисел с известными делителями.</w:t>
       </w:r>
     </w:p>
     <w:p>
@@ -3378,6 +3672,7 @@
   <w:style w:type="character" w:default="1" w:styleId="a0">
     <w:name w:val="Default Paragraph Font"/>
     <w:uiPriority w:val="1"/>
+    <w:semiHidden/>
     <w:unhideWhenUsed/>
   </w:style>
   <w:style w:type="table" w:default="1" w:styleId="a1">
